--- a/docs/antigas/Lista10-2026.docx
+++ b/docs/antigas/Lista10-2026.docx
@@ -1,6 +1,6 @@
 
 <file path=word/document.xml><?xml version="1.0" encoding="utf-8"?>
-<w:document xmlns:wpc="http://schemas.microsoft.com/office/word/2010/wordprocessingCanvas" xmlns:cx="http://schemas.microsoft.com/office/drawing/2014/chartex" xmlns:cx1="http://schemas.microsoft.com/office/drawing/2015/9/8/chartex" xmlns:cx2="http://schemas.microsoft.com/office/drawing/2015/10/21/chartex" xmlns:cx3="http://schemas.microsoft.com/office/drawing/2016/5/9/chartex" xmlns:cx4="http://schemas.microsoft.com/office/drawing/2016/5/10/chartex" xmlns:cx5="http://schemas.microsoft.com/office/drawing/2016/5/11/chartex" xmlns:cx6="http://schemas.microsoft.com/office/drawing/2016/5/12/chartex" xmlns:cx7="http://schemas.microsoft.com/office/drawing/2016/5/13/chartex" xmlns:cx8="http://schemas.microsoft.com/office/drawing/2016/5/14/chartex" xmlns:mc="http://schemas.openxmlformats.org/markup-compatibility/2006" xmlns:aink="http://schemas.microsoft.com/office/drawing/2016/ink" xmlns:am3d="http://schemas.microsoft.com/office/drawing/2017/model3d" xmlns:o="urn:schemas-microsoft-com:office:office" xmlns:oel="http://schemas.microsoft.com/office/2019/extlst" xmlns:r="http://schemas.openxmlformats.org/officeDocument/2006/relationships" xmlns:m="http://schemas.openxmlformats.org/officeDocument/2006/math" xmlns:v="urn:schemas-microsoft-com:vml" xmlns:wp14="http://schemas.microsoft.com/office/word/2010/wordprocessingDrawing" xmlns:wp="http://schemas.openxmlformats.org/drawingml/2006/wordprocessingDrawing" xmlns:w10="urn:schemas-microsoft-com:office:word" xmlns:w="http://schemas.openxmlformats.org/wordprocessingml/2006/main" xmlns:w14="http://schemas.microsoft.com/office/word/2010/wordml" xmlns:w15="http://schemas.microsoft.com/office/word/2012/wordml" xmlns:w16cex="http://schemas.microsoft.com/office/word/2018/wordml/cex" xmlns:w16cid="http://schemas.microsoft.com/office/word/2016/wordml/cid" xmlns:w16="http://schemas.microsoft.com/office/word/2018/wordml" xmlns:w16du="http://schemas.microsoft.com/office/word/2023/wordml/word16du" xmlns:w16sdtdh="http://schemas.microsoft.com/office/word/2020/wordml/sdtdatahash" xmlns:w16sdtfl="http://schemas.microsoft.com/office/word/2024/wordml/sdtformatlock" xmlns:w16se="http://schemas.microsoft.com/office/word/2015/wordml/symex" xmlns:wpg="http://schemas.microsoft.com/office/word/2010/wordprocessingGroup" xmlns:wpi="http://schemas.microsoft.com/office/word/2010/wordprocessingInk" xmlns:wne="http://schemas.microsoft.com/office/word/2006/wordml" xmlns:wps="http://schemas.microsoft.com/office/word/2010/wordprocessingShape" mc:Ignorable="w14 w15 w16se w16cid w16 w16cex w16sdtdh w16sdtfl w16du wp14">
+<w:document xmlns:wpc="http://schemas.microsoft.com/office/word/2010/wordprocessingCanvas" xmlns:cx="http://schemas.microsoft.com/office/drawing/2014/chartex" xmlns:cx1="http://schemas.microsoft.com/office/drawing/2015/9/8/chartex" xmlns:cx2="http://schemas.microsoft.com/office/drawing/2015/10/21/chartex" xmlns:cx3="http://schemas.microsoft.com/office/drawing/2016/5/9/chartex" xmlns:cx4="http://schemas.microsoft.com/office/drawing/2016/5/10/chartex" xmlns:cx5="http://schemas.microsoft.com/office/drawing/2016/5/11/chartex" xmlns:cx6="http://schemas.microsoft.com/office/drawing/2016/5/12/chartex" xmlns:cx7="http://schemas.microsoft.com/office/drawing/2016/5/13/chartex" xmlns:cx8="http://schemas.microsoft.com/office/drawing/2016/5/14/chartex" xmlns:mc="http://schemas.openxmlformats.org/markup-compatibility/2006" xmlns:aink="http://schemas.microsoft.com/office/drawing/2016/ink" xmlns:am3d="http://schemas.microsoft.com/office/drawing/2017/model3d" xmlns:o="urn:schemas-microsoft-com:office:office" xmlns:oel="http://schemas.microsoft.com/office/2019/extlst" xmlns:r="http://schemas.openxmlformats.org/officeDocument/2006/relationships" xmlns:m="http://schemas.openxmlformats.org/officeDocument/2006/math" xmlns:v="urn:schemas-microsoft-com:vml" xmlns:wp14="http://schemas.microsoft.com/office/word/2010/wordprocessingDrawing" xmlns:wp="http://schemas.openxmlformats.org/drawingml/2006/wordprocessingDrawing" xmlns:w10="urn:schemas-microsoft-com:office:word" xmlns:w="http://schemas.openxmlformats.org/wordprocessingml/2006/main" xmlns:w14="http://schemas.microsoft.com/office/word/2010/wordml" xmlns:w15="http://schemas.microsoft.com/office/word/2012/wordml" xmlns:w16cei="http://schemas.microsoft.com/office/word/2026/wordml/cei" xmlns:w16cex="http://schemas.microsoft.com/office/word/2018/wordml/cex" xmlns:w16cid="http://schemas.microsoft.com/office/word/2016/wordml/cid" xmlns:w16="http://schemas.microsoft.com/office/word/2018/wordml" xmlns:w16du="http://schemas.microsoft.com/office/word/2023/wordml/word16du" xmlns:w16sdtdh="http://schemas.microsoft.com/office/word/2020/wordml/sdtdatahash" xmlns:w16sdtfl="http://schemas.microsoft.com/office/word/2024/wordml/sdtformatlock" xmlns:w16se="http://schemas.microsoft.com/office/word/2015/wordml/symex" xmlns:wpg="http://schemas.microsoft.com/office/word/2010/wordprocessingGroup" xmlns:wpi="http://schemas.microsoft.com/office/word/2010/wordprocessingInk" xmlns:wne="http://schemas.microsoft.com/office/word/2006/wordml" xmlns:wps="http://schemas.microsoft.com/office/word/2010/wordprocessingShape" mc:Ignorable="w14 w15 w16se w16cid w16 w16cex w16sdtdh w16sdtfl w16du wp14">
   <w:body>
     <w:p>
       <w:pPr>
@@ -877,13 +877,6 @@
         <w:rPr>
           <w:rFonts w:ascii="Book Antiqua" w:hAnsi="Book Antiqua"/>
           <w:b/>
-        </w:rPr>
-        <w:t>0</w:t>
-      </w:r>
-      <w:r>
-        <w:rPr>
-          <w:rFonts w:ascii="Book Antiqua" w:hAnsi="Book Antiqua"/>
-          <w:b/>
           <w:u w:val="single"/>
           <w:vertAlign w:val="superscript"/>
         </w:rPr>
@@ -902,6 +895,13 @@
           <w:b/>
         </w:rPr>
         <w:t>ESTATÍSTICA</w:t>
+      </w:r>
+      <w:r>
+        <w:rPr>
+          <w:rFonts w:ascii="Book Antiqua" w:hAnsi="Book Antiqua"/>
+          <w:b/>
+        </w:rPr>
+        <w:t xml:space="preserve"> APLICADA À ADMINISTRAÇÃO</w:t>
       </w:r>
     </w:p>
     <w:p>
@@ -1003,7 +1003,7 @@
           <v:shape id="_x0000_i1025" type="#_x0000_t75" style="width:10.5pt;height:10.5pt" o:ole="" fillcolor="window">
             <v:imagedata r:id="rId5" o:title=""/>
           </v:shape>
-          <o:OLEObject Type="Embed" ProgID="Equation.3" ShapeID="_x0000_i1025" DrawAspect="Content" ObjectID="_1842606382" r:id="rId6"/>
+          <o:OLEObject Type="Embed" ProgID="Equation.3" ShapeID="_x0000_i1025" DrawAspect="Content" ObjectID="_1848834329" r:id="rId6"/>
         </w:object>
       </w:r>
       <w:r>
@@ -1072,10 +1072,10 @@
           <w:szCs w:val="19"/>
         </w:rPr>
         <w:object w:dxaOrig="200" w:dyaOrig="260" w14:anchorId="68A84D67">
-          <v:shape id="_x0000_i1027" type="#_x0000_t75" style="width:9.5pt;height:13.5pt" o:ole="" fillcolor="window">
+          <v:shape id="_x0000_i1026" type="#_x0000_t75" style="width:9.4pt;height:13.5pt" o:ole="" fillcolor="window">
             <v:imagedata r:id="rId7" o:title=""/>
           </v:shape>
-          <o:OLEObject Type="Embed" ProgID="Equation.3" ShapeID="_x0000_i1027" DrawAspect="Content" ObjectID="_1842606383" r:id="rId8"/>
+          <o:OLEObject Type="Embed" ProgID="Equation.3" ShapeID="_x0000_i1026" DrawAspect="Content" ObjectID="_1848834330" r:id="rId8"/>
         </w:object>
       </w:r>
       <w:r>
@@ -1111,10 +1111,10 @@
           <w:szCs w:val="19"/>
         </w:rPr>
         <w:object w:dxaOrig="420" w:dyaOrig="279" w14:anchorId="1BAE560A">
-          <v:shape id="_x0000_i1028" type="#_x0000_t75" style="width:21pt;height:14pt" o:ole="" fillcolor="window">
+          <v:shape id="_x0000_i1027" type="#_x0000_t75" style="width:21pt;height:13.9pt" o:ole="" fillcolor="window">
             <v:imagedata r:id="rId9" o:title=""/>
           </v:shape>
-          <o:OLEObject Type="Embed" ProgID="Equation.3" ShapeID="_x0000_i1028" DrawAspect="Content" ObjectID="_1842606384" r:id="rId10"/>
+          <o:OLEObject Type="Embed" ProgID="Equation.3" ShapeID="_x0000_i1027" DrawAspect="Content" ObjectID="_1848834331" r:id="rId10"/>
         </w:object>
       </w:r>
       <w:r>
@@ -1243,15 +1243,7 @@
           <w:sz w:val="19"/>
           <w:szCs w:val="19"/>
         </w:rPr>
-        <w:t xml:space="preserve"> programa gera, em média, um aumento</w:t>
-      </w:r>
-      <w:r>
-        <w:rPr>
-          <w:rFonts w:ascii="Book Antiqua" w:hAnsi="Book Antiqua"/>
-          <w:sz w:val="19"/>
-          <w:szCs w:val="19"/>
-        </w:rPr>
-        <w:t xml:space="preserve"> </w:t>
+        <w:t xml:space="preserve"> programa gera, em média, um aumento </w:t>
       </w:r>
       <w:r>
         <w:rPr>
@@ -1304,10 +1296,10 @@
           <w:szCs w:val="19"/>
         </w:rPr>
         <w:object w:dxaOrig="200" w:dyaOrig="200" w14:anchorId="0A278D83">
-          <v:shape id="_x0000_i1029" type="#_x0000_t75" style="width:9.5pt;height:9.5pt" o:ole="" fillcolor="window">
+          <v:shape id="_x0000_i1028" type="#_x0000_t75" style="width:9.4pt;height:9.4pt" o:ole="" fillcolor="window">
             <v:imagedata r:id="rId11" o:title=""/>
           </v:shape>
-          <o:OLEObject Type="Embed" ProgID="Equation.3" ShapeID="_x0000_i1029" DrawAspect="Content" ObjectID="_1842606385" r:id="rId12"/>
+          <o:OLEObject Type="Embed" ProgID="Equation.3" ShapeID="_x0000_i1028" DrawAspect="Content" ObjectID="_1848834332" r:id="rId12"/>
         </w:object>
       </w:r>
       <w:r>
@@ -1347,10 +1339,10 @@
           <w:szCs w:val="19"/>
         </w:rPr>
         <w:object w:dxaOrig="200" w:dyaOrig="240" w14:anchorId="2A6C7FD5">
-          <v:shape id="_x0000_i1030" type="#_x0000_t75" style="width:9.5pt;height:12.5pt" o:ole="" fillcolor="window">
+          <v:shape id="_x0000_i1029" type="#_x0000_t75" style="width:9.4pt;height:12.4pt" o:ole="" fillcolor="window">
             <v:imagedata r:id="rId13" o:title=""/>
           </v:shape>
-          <o:OLEObject Type="Embed" ProgID="Equation.3" ShapeID="_x0000_i1030" DrawAspect="Content" ObjectID="_1842606386" r:id="rId14"/>
+          <o:OLEObject Type="Embed" ProgID="Equation.3" ShapeID="_x0000_i1029" DrawAspect="Content" ObjectID="_1848834333" r:id="rId14"/>
         </w:object>
       </w:r>
       <w:r>
@@ -1709,6 +1701,7 @@
         </m:r>
         <m:r>
           <w:rPr>
+            <w:rFonts w:ascii="Cambria Math" w:hAnsi="Cambria Math"/>
             <w:sz w:val="19"/>
             <w:szCs w:val="19"/>
           </w:rPr>
@@ -1724,6 +1717,7 @@
         </m:r>
         <m:r>
           <w:rPr>
+            <w:rFonts w:ascii="Cambria Math" w:hAnsi="Cambria Math"/>
             <w:sz w:val="19"/>
             <w:szCs w:val="19"/>
           </w:rPr>
@@ -1937,8 +1931,18 @@
           <w:sz w:val="19"/>
           <w:szCs w:val="19"/>
         </w:rPr>
-        <w:t>) de 8,9 anos, isto indica que o tempo médio de vida em SP, atualmente, é maior do que 70 anos?.</w:t>
-      </w:r>
+        <w:t xml:space="preserve">) de 8,9 anos, isto indica que o tempo médio de vida em SP, atualmente, é maior do que 70 </w:t>
+      </w:r>
+      <w:proofErr w:type="gramStart"/>
+      <w:r>
+        <w:rPr>
+          <w:rFonts w:ascii="Book Antiqua" w:hAnsi="Book Antiqua"/>
+          <w:sz w:val="19"/>
+          <w:szCs w:val="19"/>
+        </w:rPr>
+        <w:t>anos?.</w:t>
+      </w:r>
+      <w:proofErr w:type="gramEnd"/>
     </w:p>
     <w:p>
       <w:pPr>
@@ -1981,7 +1985,25 @@
           <w:sz w:val="19"/>
           <w:szCs w:val="19"/>
         </w:rPr>
-        <w:t xml:space="preserve"> = 1200 h  e desvio padrão </w:t>
+        <w:t xml:space="preserve"> = 1200 </w:t>
+      </w:r>
+      <w:proofErr w:type="gramStart"/>
+      <w:r>
+        <w:rPr>
+          <w:rFonts w:ascii="Book Antiqua" w:hAnsi="Book Antiqua"/>
+          <w:sz w:val="19"/>
+          <w:szCs w:val="19"/>
+        </w:rPr>
+        <w:t>h  e</w:t>
+      </w:r>
+      <w:proofErr w:type="gramEnd"/>
+      <w:r>
+        <w:rPr>
+          <w:rFonts w:ascii="Book Antiqua" w:hAnsi="Book Antiqua"/>
+          <w:sz w:val="19"/>
+          <w:szCs w:val="19"/>
+        </w:rPr>
+        <w:t xml:space="preserve"> desvio padrão </w:t>
       </w:r>
       <w:r>
         <w:rPr>
@@ -2145,7 +2167,25 @@
           <w:sz w:val="19"/>
           <w:szCs w:val="19"/>
         </w:rPr>
-        <w:t>O fabricante de determinada droga alega que a mesma acusou 90% de eficiência em aliviar alergia por um período de 8 horas.  Em uma amostra de 200 indivíduos que sofriam de alergia, o remédio deu resultado positivo em 160.  Verifique se a legação do fabricante é legitima, ou não.</w:t>
+        <w:t xml:space="preserve">O fabricante de determinada droga alega que </w:t>
+      </w:r>
+      <w:proofErr w:type="gramStart"/>
+      <w:r>
+        <w:rPr>
+          <w:rFonts w:ascii="Book Antiqua" w:hAnsi="Book Antiqua"/>
+          <w:sz w:val="19"/>
+          <w:szCs w:val="19"/>
+        </w:rPr>
+        <w:t>a mesma</w:t>
+      </w:r>
+      <w:proofErr w:type="gramEnd"/>
+      <w:r>
+        <w:rPr>
+          <w:rFonts w:ascii="Book Antiqua" w:hAnsi="Book Antiqua"/>
+          <w:sz w:val="19"/>
+          <w:szCs w:val="19"/>
+        </w:rPr>
+        <w:t xml:space="preserve"> acusou 90% de eficiência em aliviar alergia por um período de 8 horas.  Em uma amostra de 200 indivíduos que sofriam de alergia, o remédio deu resultado positivo em 160.  Verifique se a legação do fabricante é legitima, ou não.</w:t>
       </w:r>
     </w:p>
     <w:sectPr>
@@ -2159,7 +2199,7 @@
 </file>
 
 <file path=word/numbering.xml><?xml version="1.0" encoding="utf-8"?>
-<w:numbering xmlns:wpc="http://schemas.microsoft.com/office/word/2010/wordprocessingCanvas" xmlns:cx="http://schemas.microsoft.com/office/drawing/2014/chartex" xmlns:cx1="http://schemas.microsoft.com/office/drawing/2015/9/8/chartex" xmlns:cx2="http://schemas.microsoft.com/office/drawing/2015/10/21/chartex" xmlns:cx3="http://schemas.microsoft.com/office/drawing/2016/5/9/chartex" xmlns:cx4="http://schemas.microsoft.com/office/drawing/2016/5/10/chartex" xmlns:cx5="http://schemas.microsoft.com/office/drawing/2016/5/11/chartex" xmlns:cx6="http://schemas.microsoft.com/office/drawing/2016/5/12/chartex" xmlns:cx7="http://schemas.microsoft.com/office/drawing/2016/5/13/chartex" xmlns:cx8="http://schemas.microsoft.com/office/drawing/2016/5/14/chartex" xmlns:mc="http://schemas.openxmlformats.org/markup-compatibility/2006" xmlns:aink="http://schemas.microsoft.com/office/drawing/2016/ink" xmlns:am3d="http://schemas.microsoft.com/office/drawing/2017/model3d" xmlns:o="urn:schemas-microsoft-com:office:office" xmlns:oel="http://schemas.microsoft.com/office/2019/extlst" xmlns:r="http://schemas.openxmlformats.org/officeDocument/2006/relationships" xmlns:m="http://schemas.openxmlformats.org/officeDocument/2006/math" xmlns:v="urn:schemas-microsoft-com:vml" xmlns:wp14="http://schemas.microsoft.com/office/word/2010/wordprocessingDrawing" xmlns:wp="http://schemas.openxmlformats.org/drawingml/2006/wordprocessingDrawing" xmlns:w10="urn:schemas-microsoft-com:office:word" xmlns:w="http://schemas.openxmlformats.org/wordprocessingml/2006/main" xmlns:w14="http://schemas.microsoft.com/office/word/2010/wordml" xmlns:w15="http://schemas.microsoft.com/office/word/2012/wordml" xmlns:w16cex="http://schemas.microsoft.com/office/word/2018/wordml/cex" xmlns:w16cid="http://schemas.microsoft.com/office/word/2016/wordml/cid" xmlns:w16="http://schemas.microsoft.com/office/word/2018/wordml" xmlns:w16du="http://schemas.microsoft.com/office/word/2023/wordml/word16du" xmlns:w16sdtdh="http://schemas.microsoft.com/office/word/2020/wordml/sdtdatahash" xmlns:w16sdtfl="http://schemas.microsoft.com/office/word/2024/wordml/sdtformatlock" xmlns:w16se="http://schemas.microsoft.com/office/word/2015/wordml/symex" xmlns:wpg="http://schemas.microsoft.com/office/word/2010/wordprocessingGroup" xmlns:wpi="http://schemas.microsoft.com/office/word/2010/wordprocessingInk" xmlns:wne="http://schemas.microsoft.com/office/word/2006/wordml" xmlns:wps="http://schemas.microsoft.com/office/word/2010/wordprocessingShape" mc:Ignorable="w14 w15 w16se w16cid w16 w16cex w16sdtdh w16sdtfl w16du wp14">
+<w:numbering xmlns:wpc="http://schemas.microsoft.com/office/word/2010/wordprocessingCanvas" xmlns:cx="http://schemas.microsoft.com/office/drawing/2014/chartex" xmlns:cx1="http://schemas.microsoft.com/office/drawing/2015/9/8/chartex" xmlns:cx2="http://schemas.microsoft.com/office/drawing/2015/10/21/chartex" xmlns:cx3="http://schemas.microsoft.com/office/drawing/2016/5/9/chartex" xmlns:cx4="http://schemas.microsoft.com/office/drawing/2016/5/10/chartex" xmlns:cx5="http://schemas.microsoft.com/office/drawing/2016/5/11/chartex" xmlns:cx6="http://schemas.microsoft.com/office/drawing/2016/5/12/chartex" xmlns:cx7="http://schemas.microsoft.com/office/drawing/2016/5/13/chartex" xmlns:cx8="http://schemas.microsoft.com/office/drawing/2016/5/14/chartex" xmlns:mc="http://schemas.openxmlformats.org/markup-compatibility/2006" xmlns:aink="http://schemas.microsoft.com/office/drawing/2016/ink" xmlns:am3d="http://schemas.microsoft.com/office/drawing/2017/model3d" xmlns:o="urn:schemas-microsoft-com:office:office" xmlns:oel="http://schemas.microsoft.com/office/2019/extlst" xmlns:r="http://schemas.openxmlformats.org/officeDocument/2006/relationships" xmlns:m="http://schemas.openxmlformats.org/officeDocument/2006/math" xmlns:v="urn:schemas-microsoft-com:vml" xmlns:wp14="http://schemas.microsoft.com/office/word/2010/wordprocessingDrawing" xmlns:wp="http://schemas.openxmlformats.org/drawingml/2006/wordprocessingDrawing" xmlns:w10="urn:schemas-microsoft-com:office:word" xmlns:w="http://schemas.openxmlformats.org/wordprocessingml/2006/main" xmlns:w14="http://schemas.microsoft.com/office/word/2010/wordml" xmlns:w15="http://schemas.microsoft.com/office/word/2012/wordml" xmlns:w16cei="http://schemas.microsoft.com/office/word/2026/wordml/cei" xmlns:w16cex="http://schemas.microsoft.com/office/word/2018/wordml/cex" xmlns:w16cid="http://schemas.microsoft.com/office/word/2016/wordml/cid" xmlns:w16="http://schemas.microsoft.com/office/word/2018/wordml" xmlns:w16du="http://schemas.microsoft.com/office/word/2023/wordml/word16du" xmlns:w16sdtdh="http://schemas.microsoft.com/office/word/2020/wordml/sdtdatahash" xmlns:w16sdtfl="http://schemas.microsoft.com/office/word/2024/wordml/sdtformatlock" xmlns:w16se="http://schemas.microsoft.com/office/word/2015/wordml/symex" xmlns:wpg="http://schemas.microsoft.com/office/word/2010/wordprocessingGroup" xmlns:wpi="http://schemas.microsoft.com/office/word/2010/wordprocessingInk" xmlns:wne="http://schemas.microsoft.com/office/word/2006/wordml" xmlns:wps="http://schemas.microsoft.com/office/word/2010/wordprocessingShape" mc:Ignorable="w14 w15 w16se w16cid w16 w16cex w16sdtdh w16sdtfl w16du wp14">
   <w:abstractNum w:abstractNumId="0" w15:restartNumberingAfterBreak="0">
     <w:nsid w:val="144143E6"/>
     <w:multiLevelType w:val="hybridMultilevel"/>
@@ -2735,6 +2775,7 @@
   <w:style w:type="character" w:default="1" w:styleId="Fontepargpadro">
     <w:name w:val="Default Paragraph Font"/>
     <w:uiPriority w:val="1"/>
+    <w:semiHidden/>
     <w:unhideWhenUsed/>
   </w:style>
   <w:style w:type="table" w:default="1" w:styleId="Tabelanormal">
